--- a/Backend/Director_Disclosure/Output_Disclosures/2024-25/INDIANOIL___ADANI_GAS_PRIVATE_LIMITED/MBP-1/MBP1_SANGKARAN_A_RATNAM_10333311.docx
+++ b/Backend/Director_Disclosure/Output_Disclosures/2024-25/INDIANOIL___ADANI_GAS_PRIVATE_LIMITED/MBP-1/MBP1_SANGKARAN_A_RATNAM_10333311.docx
@@ -93,152 +93,17 @@
     </w:p>
     <w:p>
       <w:pPr>
-        <w:spacing w:before="0" w:after="0"/>
-        <w:jc w:val="left"/>
-      </w:pPr>
-      <w:r>
-        <w:rPr>
-          <w:rFonts w:ascii="Adani" w:hAnsi="Adani"/>
-          <w:b w:val="0"/>
-          <w:sz w:val="20"/>
-          <w:u w:val="none"/>
-        </w:rPr>
-        <w:t>TOTALENERGIES RENEWABLES OA PROJECTS INDIA 1 PRIVATE LIMITED</w:t>
-      </w:r>
-    </w:p>
-    <w:p>
-      <w:pPr>
-        <w:spacing w:before="0" w:after="0"/>
-        <w:jc w:val="left"/>
-      </w:pPr>
-      <w:r>
-        <w:rPr>
-          <w:rFonts w:ascii="Adani" w:hAnsi="Adani"/>
-          <w:b w:val="0"/>
-          <w:sz w:val="20"/>
-          <w:u w:val="none"/>
-        </w:rPr>
-        <w:t>TSSDG INDIA PRIVATE LIMITED</w:t>
-      </w:r>
-    </w:p>
-    <w:p>
-      <w:pPr>
-        <w:spacing w:before="0" w:after="0"/>
-        <w:jc w:val="left"/>
-      </w:pPr>
-      <w:r>
-        <w:rPr>
-          <w:rFonts w:ascii="Adani" w:hAnsi="Adani"/>
-          <w:b w:val="0"/>
-          <w:sz w:val="20"/>
-          <w:u w:val="none"/>
-        </w:rPr>
-        <w:t>TOTALENERGIES ENEOS RENEWABLES INDIA PROJECTS PRIVATE LIMITED</w:t>
-      </w:r>
-    </w:p>
-    <w:p>
-      <w:pPr>
-        <w:spacing w:before="0" w:after="0"/>
-        <w:jc w:val="left"/>
-      </w:pPr>
-      <w:r>
-        <w:rPr>
-          <w:rFonts w:ascii="Adani" w:hAnsi="Adani"/>
-          <w:b w:val="0"/>
-          <w:sz w:val="20"/>
-          <w:u w:val="none"/>
-        </w:rPr>
-        <w:t>ADANI RENEWABLE ENERGY SIXTY FOUR LIMITED</w:t>
-      </w:r>
-    </w:p>
-    <w:p>
-      <w:pPr>
-        <w:spacing w:before="0" w:after="0"/>
-        <w:jc w:val="left"/>
-      </w:pPr>
-      <w:r>
-        <w:rPr>
-          <w:rFonts w:ascii="Adani" w:hAnsi="Adani"/>
-          <w:b w:val="0"/>
-          <w:sz w:val="20"/>
-          <w:u w:val="none"/>
-        </w:rPr>
-        <w:t>ADANI GREEN ENERGY TWENTY THREE LIMITED</w:t>
-      </w:r>
-    </w:p>
-    <w:p>
-      <w:pPr>
-        <w:spacing w:before="0" w:after="0"/>
-        <w:jc w:val="left"/>
-      </w:pPr>
-      <w:r>
-        <w:rPr>
-          <w:rFonts w:ascii="Adani" w:hAnsi="Adani"/>
-          <w:b w:val="0"/>
-          <w:sz w:val="20"/>
-          <w:u w:val="none"/>
-        </w:rPr>
-        <w:t>ADANI RENEWABLE ENERGY NINE LIMITED</w:t>
-      </w:r>
-    </w:p>
-    <w:p>
-      <w:pPr>
-        <w:spacing w:before="0" w:after="0"/>
-        <w:jc w:val="left"/>
-      </w:pPr>
-      <w:r>
-        <w:rPr>
-          <w:rFonts w:ascii="Adani" w:hAnsi="Adani"/>
-          <w:b w:val="0"/>
-          <w:sz w:val="20"/>
-          <w:u w:val="none"/>
-        </w:rPr>
-        <w:t>ADANI TOTAL PRIVATE LIMITED</w:t>
-      </w:r>
-    </w:p>
-    <w:p>
-      <w:pPr>
-        <w:spacing w:before="0" w:after="0"/>
-        <w:jc w:val="left"/>
-      </w:pPr>
-      <w:r>
-        <w:rPr>
-          <w:rFonts w:ascii="Adani" w:hAnsi="Adani"/>
-          <w:b w:val="0"/>
-          <w:sz w:val="20"/>
-          <w:u w:val="none"/>
-        </w:rPr>
-        <w:t>TOTALENERGIES GAS &amp; POWER PROJECTS INDIA PRIVATE LIMITED</w:t>
-      </w:r>
-    </w:p>
-    <w:p>
-      <w:pPr>
-        <w:spacing w:before="0" w:after="0"/>
-        <w:jc w:val="left"/>
-      </w:pPr>
-      <w:r>
-        <w:rPr>
-          <w:rFonts w:ascii="Adani" w:hAnsi="Adani"/>
-          <w:b w:val="0"/>
-          <w:sz w:val="20"/>
-          <w:u w:val="none"/>
-        </w:rPr>
-        <w:t>INDIANOIL - ADANI GAS PRIVATE LIMITED</w:t>
-      </w:r>
-    </w:p>
-    <w:p>
-      <w:pPr>
         <w:spacing w:before="0" w:after="160"/>
         <w:jc w:val="left"/>
       </w:pPr>
       <w:r>
         <w:rPr>
           <w:rFonts w:ascii="Adani" w:hAnsi="Adani"/>
-          <w:b w:val="0"/>
+          <w:b/>
           <w:sz w:val="20"/>
           <w:u w:val="none"/>
         </w:rPr>
-        <w:t>ADANI GREEN ENERGY LIMITED</w:t>
+        <w:t>INDIANOIL - ADANI GAS PRIVATE LIMITED</w:t>
       </w:r>
     </w:p>
     <w:p>
@@ -294,7 +159,7 @@
           <w:sz w:val="20"/>
           <w:u w:val="none"/>
         </w:rPr>
-        <w:t>{{FATHER_NAME}}</w:t>
+        <w:t>Armugum Ratnam (deceased)</w:t>
       </w:r>
       <w:r>
         <w:rPr>
@@ -526,7 +391,7 @@
                 <w:sz w:val="18"/>
                 <w:u w:val="none"/>
               </w:rPr>
-              <w:t>TOTALENERGIES RENEWABLES OA PROJECTS INDIA 1 PRIVATE LIMITED</w:t>
+              <w:t>TSSDG INDIA PRIVATE LIMITED</w:t>
             </w:r>
           </w:p>
         </w:tc>
@@ -668,7 +533,7 @@
                 <w:sz w:val="18"/>
                 <w:u w:val="none"/>
               </w:rPr>
-              <w:t>TSSDG INDIA PRIVATE LIMITED</w:t>
+              <w:t>TOTALENERGIES RENEWABLES OA PROJECTS INDIA 1 PRIVATE LIMITED</w:t>
             </w:r>
           </w:p>
         </w:tc>
@@ -2125,7 +1990,7 @@
                 <w:sz w:val="18"/>
                 <w:u w:val="none"/>
               </w:rPr>
-              <w:t>Date:   07th May, 2026</w:t>
+              <w:t>Date:   15th May, 2026</w:t>
             </w:r>
           </w:p>
         </w:tc>
@@ -2341,7 +2206,7 @@
           <w:sz w:val="20"/>
           <w:u w:val="none"/>
         </w:rPr>
-        <w:t>NIL</w:t>
+        <w:t>H.U.F in which I am a Member – NONE</w:t>
       </w:r>
     </w:p>
     <w:p>
@@ -2369,7 +2234,7 @@
           <w:sz w:val="20"/>
           <w:u w:val="none"/>
         </w:rPr>
-        <w:t>NIL</w:t>
+        <w:t>Wife: Mrs. Rina Samsudin</w:t>
       </w:r>
     </w:p>
     <w:p>
@@ -2391,174 +2256,441 @@
         <w:t>:</w:t>
       </w:r>
     </w:p>
-    <w:p>
-      <w:pPr>
-        <w:pStyle w:val="ListNumber"/>
-        <w:spacing w:before="0" w:after="40"/>
-        <w:ind w:left="720"/>
-      </w:pPr>
-      <w:r>
-        <w:rPr>
-          <w:rFonts w:ascii="Adani" w:hAnsi="Adani"/>
-          <w:b w:val="0"/>
-          <w:sz w:val="20"/>
-          <w:u w:val="none"/>
-        </w:rPr>
-        <w:t>Father</w:t>
-        <w:tab/>
-        <w:tab/>
-        <w:t>:</w:t>
-        <w:tab/>
-        <w:t>NIL</w:t>
-      </w:r>
-    </w:p>
-    <w:p>
-      <w:pPr>
-        <w:pStyle w:val="ListNumber"/>
-        <w:spacing w:before="0" w:after="40"/>
-        <w:ind w:left="720"/>
-      </w:pPr>
-      <w:r>
-        <w:rPr>
-          <w:rFonts w:ascii="Adani" w:hAnsi="Adani"/>
-          <w:b w:val="0"/>
-          <w:sz w:val="20"/>
-          <w:u w:val="none"/>
-        </w:rPr>
-        <w:t>Mother</w:t>
-        <w:tab/>
-        <w:tab/>
-        <w:t>:</w:t>
-        <w:tab/>
-        <w:t>NIL</w:t>
-      </w:r>
-    </w:p>
-    <w:p>
-      <w:pPr>
-        <w:pStyle w:val="ListNumber"/>
-        <w:spacing w:before="0" w:after="40"/>
-        <w:ind w:left="720"/>
-      </w:pPr>
-      <w:r>
-        <w:rPr>
-          <w:rFonts w:ascii="Adani" w:hAnsi="Adani"/>
-          <w:b w:val="0"/>
-          <w:sz w:val="20"/>
-          <w:u w:val="none"/>
-        </w:rPr>
-        <w:t>Son</w:t>
-        <w:tab/>
-        <w:tab/>
-        <w:t>:</w:t>
-        <w:tab/>
-        <w:t>NIL</w:t>
-      </w:r>
-    </w:p>
-    <w:p>
-      <w:pPr>
-        <w:pStyle w:val="ListNumber"/>
-        <w:spacing w:before="0" w:after="40"/>
-        <w:ind w:left="720"/>
-      </w:pPr>
-      <w:r>
-        <w:rPr>
-          <w:rFonts w:ascii="Adani" w:hAnsi="Adani"/>
-          <w:b w:val="0"/>
-          <w:sz w:val="20"/>
-          <w:u w:val="none"/>
-        </w:rPr>
-        <w:t>Son's Wife</w:t>
-        <w:tab/>
-        <w:tab/>
-        <w:t>:</w:t>
-        <w:tab/>
-        <w:t>NIL</w:t>
-      </w:r>
-    </w:p>
-    <w:p>
-      <w:pPr>
-        <w:pStyle w:val="ListNumber"/>
-        <w:spacing w:before="0" w:after="40"/>
-        <w:ind w:left="720"/>
-      </w:pPr>
-      <w:r>
-        <w:rPr>
-          <w:rFonts w:ascii="Adani" w:hAnsi="Adani"/>
-          <w:b w:val="0"/>
-          <w:sz w:val="20"/>
-          <w:u w:val="none"/>
-        </w:rPr>
-        <w:t>Daughter</w:t>
-        <w:tab/>
-        <w:tab/>
-        <w:t>:</w:t>
-        <w:tab/>
-        <w:t>NIL</w:t>
-      </w:r>
-    </w:p>
-    <w:p>
-      <w:pPr>
-        <w:pStyle w:val="ListNumber"/>
-        <w:spacing w:before="0" w:after="40"/>
-        <w:ind w:left="720"/>
-      </w:pPr>
-      <w:r>
-        <w:rPr>
-          <w:rFonts w:ascii="Adani" w:hAnsi="Adani"/>
-          <w:b w:val="0"/>
-          <w:sz w:val="20"/>
-          <w:u w:val="none"/>
-        </w:rPr>
-        <w:t>Daughter's Husband</w:t>
-        <w:tab/>
-        <w:tab/>
-        <w:t>:</w:t>
-        <w:tab/>
-        <w:t>NIL</w:t>
-      </w:r>
-    </w:p>
-    <w:p>
-      <w:pPr>
-        <w:pStyle w:val="ListNumber"/>
-        <w:spacing w:before="0" w:after="40"/>
-        <w:ind w:left="720"/>
-      </w:pPr>
-      <w:r>
-        <w:rPr>
-          <w:rFonts w:ascii="Adani" w:hAnsi="Adani"/>
-          <w:b w:val="0"/>
-          <w:sz w:val="20"/>
-          <w:u w:val="none"/>
-        </w:rPr>
-        <w:t>Brother</w:t>
-        <w:tab/>
-        <w:tab/>
-        <w:t>:</w:t>
-        <w:tab/>
-        <w:t>NIL</w:t>
-      </w:r>
-    </w:p>
-    <w:p>
-      <w:pPr>
-        <w:pStyle w:val="ListNumber"/>
-        <w:spacing w:before="0" w:after="40"/>
-        <w:ind w:left="720"/>
-      </w:pPr>
-      <w:r>
-        <w:rPr>
-          <w:rFonts w:ascii="Adani" w:hAnsi="Adani"/>
-          <w:b w:val="0"/>
-          <w:sz w:val="20"/>
-          <w:u w:val="none"/>
-        </w:rPr>
-        <w:t>Sister</w:t>
-        <w:tab/>
-        <w:tab/>
-        <w:t>:</w:t>
-        <w:tab/>
-        <w:t>NIL</w:t>
-      </w:r>
-    </w:p>
+    <w:tbl>
+      <w:tblPr>
+        <w:tblW w:type="auto" w:w="0"/>
+        <w:jc w:val="left"/>
+        <w:tblLook w:firstColumn="1" w:firstRow="1" w:lastColumn="0" w:lastRow="0" w:noHBand="0" w:noVBand="1" w:val="04A0"/>
+      </w:tblPr>
+      <w:tblGrid>
+        <w:gridCol w:w="4536"/>
+        <w:gridCol w:w="4536"/>
+      </w:tblGrid>
+      <w:tr>
+        <w:tc>
+          <w:tcPr>
+            <w:tcW w:type="dxa" w:w="4536"/>
+            <w:tcBorders>
+              <w:top w:val="none"/>
+              <w:bottom w:val="none"/>
+              <w:left w:val="none"/>
+              <w:right w:val="none"/>
+            </w:tcBorders>
+          </w:tcPr>
+          <w:p>
+            <w:pPr>
+              <w:ind w:left="720"/>
+            </w:pPr>
+            <w:r>
+              <w:rPr>
+                <w:rFonts w:ascii="Adani" w:hAnsi="Adani"/>
+                <w:b w:val="0"/>
+                <w:sz w:val="20"/>
+                <w:u w:val="none"/>
+              </w:rPr>
+              <w:t>1.</w:t>
+              <w:tab/>
+              <w:t>Father</w:t>
+              <w:tab/>
+              <w:t>:</w:t>
+            </w:r>
+          </w:p>
+        </w:tc>
+        <w:tc>
+          <w:tcPr>
+            <w:tcW w:type="dxa" w:w="4536"/>
+            <w:tcBorders>
+              <w:top w:val="none"/>
+              <w:bottom w:val="none"/>
+              <w:left w:val="none"/>
+              <w:right w:val="none"/>
+            </w:tcBorders>
+          </w:tcPr>
+          <w:p>
+            <w:r>
+              <w:rPr>
+                <w:rFonts w:ascii="Adani" w:hAnsi="Adani"/>
+                <w:b w:val="0"/>
+                <w:sz w:val="20"/>
+                <w:u w:val="none"/>
+              </w:rPr>
+              <w:t>Armugum Ratnam (deceased)</w:t>
+            </w:r>
+          </w:p>
+        </w:tc>
+      </w:tr>
+      <w:tr>
+        <w:tc>
+          <w:tcPr>
+            <w:tcW w:type="dxa" w:w="4536"/>
+            <w:tcBorders>
+              <w:top w:val="none"/>
+              <w:bottom w:val="none"/>
+              <w:left w:val="none"/>
+              <w:right w:val="none"/>
+            </w:tcBorders>
+          </w:tcPr>
+          <w:p>
+            <w:pPr>
+              <w:ind w:left="720"/>
+            </w:pPr>
+            <w:r>
+              <w:rPr>
+                <w:rFonts w:ascii="Adani" w:hAnsi="Adani"/>
+                <w:b w:val="0"/>
+                <w:sz w:val="20"/>
+                <w:u w:val="none"/>
+              </w:rPr>
+              <w:t>2.</w:t>
+              <w:tab/>
+              <w:t>Mother</w:t>
+              <w:tab/>
+              <w:t>:</w:t>
+            </w:r>
+          </w:p>
+        </w:tc>
+        <w:tc>
+          <w:tcPr>
+            <w:tcW w:type="dxa" w:w="4536"/>
+            <w:tcBorders>
+              <w:top w:val="none"/>
+              <w:bottom w:val="none"/>
+              <w:left w:val="none"/>
+              <w:right w:val="none"/>
+            </w:tcBorders>
+          </w:tcPr>
+          <w:p>
+            <w:r>
+              <w:rPr>
+                <w:rFonts w:ascii="Adani" w:hAnsi="Adani"/>
+                <w:b w:val="0"/>
+                <w:sz w:val="20"/>
+                <w:u w:val="none"/>
+              </w:rPr>
+              <w:t>Selvamoney Arunasulam</w:t>
+            </w:r>
+          </w:p>
+        </w:tc>
+      </w:tr>
+      <w:tr>
+        <w:tc>
+          <w:tcPr>
+            <w:tcW w:type="dxa" w:w="4536"/>
+            <w:tcBorders>
+              <w:top w:val="none"/>
+              <w:bottom w:val="none"/>
+              <w:left w:val="none"/>
+              <w:right w:val="none"/>
+            </w:tcBorders>
+          </w:tcPr>
+          <w:p>
+            <w:pPr>
+              <w:ind w:left="720"/>
+            </w:pPr>
+            <w:r>
+              <w:rPr>
+                <w:rFonts w:ascii="Adani" w:hAnsi="Adani"/>
+                <w:b w:val="0"/>
+                <w:sz w:val="20"/>
+                <w:u w:val="none"/>
+              </w:rPr>
+              <w:t>3.</w:t>
+              <w:tab/>
+              <w:t>Son</w:t>
+              <w:tab/>
+              <w:t>:</w:t>
+            </w:r>
+          </w:p>
+        </w:tc>
+        <w:tc>
+          <w:tcPr>
+            <w:tcW w:type="dxa" w:w="4536"/>
+            <w:tcBorders>
+              <w:top w:val="none"/>
+              <w:bottom w:val="none"/>
+              <w:left w:val="none"/>
+              <w:right w:val="none"/>
+            </w:tcBorders>
+          </w:tcPr>
+          <w:p>
+            <w:r>
+              <w:rPr>
+                <w:rFonts w:ascii="Adani" w:hAnsi="Adani"/>
+                <w:b w:val="0"/>
+                <w:sz w:val="20"/>
+                <w:u w:val="none"/>
+              </w:rPr>
+              <w:t>NIL</w:t>
+            </w:r>
+          </w:p>
+        </w:tc>
+      </w:tr>
+      <w:tr>
+        <w:tc>
+          <w:tcPr>
+            <w:tcW w:type="dxa" w:w="4536"/>
+            <w:tcBorders>
+              <w:top w:val="none"/>
+              <w:bottom w:val="none"/>
+              <w:left w:val="none"/>
+              <w:right w:val="none"/>
+            </w:tcBorders>
+          </w:tcPr>
+          <w:p>
+            <w:pPr>
+              <w:ind w:left="720"/>
+            </w:pPr>
+            <w:r>
+              <w:rPr>
+                <w:rFonts w:ascii="Adani" w:hAnsi="Adani"/>
+                <w:b w:val="0"/>
+                <w:sz w:val="20"/>
+                <w:u w:val="none"/>
+              </w:rPr>
+              <w:t>4.</w:t>
+              <w:tab/>
+              <w:t>Son's Wife</w:t>
+              <w:tab/>
+              <w:t>:</w:t>
+            </w:r>
+          </w:p>
+        </w:tc>
+        <w:tc>
+          <w:tcPr>
+            <w:tcW w:type="dxa" w:w="4536"/>
+            <w:tcBorders>
+              <w:top w:val="none"/>
+              <w:bottom w:val="none"/>
+              <w:left w:val="none"/>
+              <w:right w:val="none"/>
+            </w:tcBorders>
+          </w:tcPr>
+          <w:p>
+            <w:r>
+              <w:rPr>
+                <w:rFonts w:ascii="Adani" w:hAnsi="Adani"/>
+                <w:b w:val="0"/>
+                <w:sz w:val="20"/>
+                <w:u w:val="none"/>
+              </w:rPr>
+              <w:t>NIL</w:t>
+            </w:r>
+          </w:p>
+        </w:tc>
+      </w:tr>
+      <w:tr>
+        <w:tc>
+          <w:tcPr>
+            <w:tcW w:type="dxa" w:w="4536"/>
+            <w:tcBorders>
+              <w:top w:val="none"/>
+              <w:bottom w:val="none"/>
+              <w:left w:val="none"/>
+              <w:right w:val="none"/>
+            </w:tcBorders>
+          </w:tcPr>
+          <w:p>
+            <w:pPr>
+              <w:ind w:left="720"/>
+            </w:pPr>
+            <w:r>
+              <w:rPr>
+                <w:rFonts w:ascii="Adani" w:hAnsi="Adani"/>
+                <w:b w:val="0"/>
+                <w:sz w:val="20"/>
+                <w:u w:val="none"/>
+              </w:rPr>
+              <w:t>5.</w:t>
+              <w:tab/>
+              <w:t>Daughter</w:t>
+              <w:tab/>
+              <w:t>:</w:t>
+            </w:r>
+          </w:p>
+        </w:tc>
+        <w:tc>
+          <w:tcPr>
+            <w:tcW w:type="dxa" w:w="4536"/>
+            <w:tcBorders>
+              <w:top w:val="none"/>
+              <w:bottom w:val="none"/>
+              <w:left w:val="none"/>
+              <w:right w:val="none"/>
+            </w:tcBorders>
+          </w:tcPr>
+          <w:p>
+            <w:r>
+              <w:rPr>
+                <w:rFonts w:ascii="Adani" w:hAnsi="Adani"/>
+                <w:b w:val="0"/>
+                <w:sz w:val="20"/>
+                <w:u w:val="none"/>
+              </w:rPr>
+              <w:t>Hana Azura Said Ratnam (age 8)</w:t>
+            </w:r>
+          </w:p>
+        </w:tc>
+      </w:tr>
+      <w:tr>
+        <w:tc>
+          <w:tcPr>
+            <w:tcW w:type="dxa" w:w="4536"/>
+            <w:tcBorders>
+              <w:top w:val="none"/>
+              <w:bottom w:val="none"/>
+              <w:left w:val="none"/>
+              <w:right w:val="none"/>
+            </w:tcBorders>
+          </w:tcPr>
+          <w:p>
+            <w:pPr>
+              <w:ind w:left="720"/>
+            </w:pPr>
+            <w:r>
+              <w:rPr>
+                <w:rFonts w:ascii="Adani" w:hAnsi="Adani"/>
+                <w:b w:val="0"/>
+                <w:sz w:val="20"/>
+                <w:u w:val="none"/>
+              </w:rPr>
+              <w:t>6.</w:t>
+              <w:tab/>
+              <w:t>Daughter's Husband</w:t>
+              <w:tab/>
+              <w:t>:</w:t>
+            </w:r>
+          </w:p>
+        </w:tc>
+        <w:tc>
+          <w:tcPr>
+            <w:tcW w:type="dxa" w:w="4536"/>
+            <w:tcBorders>
+              <w:top w:val="none"/>
+              <w:bottom w:val="none"/>
+              <w:left w:val="none"/>
+              <w:right w:val="none"/>
+            </w:tcBorders>
+          </w:tcPr>
+          <w:p>
+            <w:r>
+              <w:rPr>
+                <w:rFonts w:ascii="Adani" w:hAnsi="Adani"/>
+                <w:b w:val="0"/>
+                <w:sz w:val="20"/>
+                <w:u w:val="none"/>
+              </w:rPr>
+              <w:t>NIL</w:t>
+            </w:r>
+          </w:p>
+        </w:tc>
+      </w:tr>
+      <w:tr>
+        <w:tc>
+          <w:tcPr>
+            <w:tcW w:type="dxa" w:w="4536"/>
+            <w:tcBorders>
+              <w:top w:val="none"/>
+              <w:bottom w:val="none"/>
+              <w:left w:val="none"/>
+              <w:right w:val="none"/>
+            </w:tcBorders>
+          </w:tcPr>
+          <w:p>
+            <w:pPr>
+              <w:ind w:left="720"/>
+            </w:pPr>
+            <w:r>
+              <w:rPr>
+                <w:rFonts w:ascii="Adani" w:hAnsi="Adani"/>
+                <w:b w:val="0"/>
+                <w:sz w:val="20"/>
+                <w:u w:val="none"/>
+              </w:rPr>
+              <w:t>7.</w:t>
+              <w:tab/>
+              <w:t>Brother</w:t>
+              <w:tab/>
+              <w:t>:</w:t>
+            </w:r>
+          </w:p>
+        </w:tc>
+        <w:tc>
+          <w:tcPr>
+            <w:tcW w:type="dxa" w:w="4536"/>
+            <w:tcBorders>
+              <w:top w:val="none"/>
+              <w:bottom w:val="none"/>
+              <w:left w:val="none"/>
+              <w:right w:val="none"/>
+            </w:tcBorders>
+          </w:tcPr>
+          <w:p>
+            <w:r>
+              <w:rPr>
+                <w:rFonts w:ascii="Adani" w:hAnsi="Adani"/>
+                <w:b w:val="0"/>
+                <w:sz w:val="20"/>
+                <w:u w:val="none"/>
+              </w:rPr>
+              <w:t>NIL</w:t>
+            </w:r>
+          </w:p>
+        </w:tc>
+      </w:tr>
+      <w:tr>
+        <w:tc>
+          <w:tcPr>
+            <w:tcW w:type="dxa" w:w="4536"/>
+            <w:tcBorders>
+              <w:top w:val="none"/>
+              <w:bottom w:val="none"/>
+              <w:left w:val="none"/>
+              <w:right w:val="none"/>
+            </w:tcBorders>
+          </w:tcPr>
+          <w:p>
+            <w:pPr>
+              <w:ind w:left="720"/>
+            </w:pPr>
+            <w:r>
+              <w:rPr>
+                <w:rFonts w:ascii="Adani" w:hAnsi="Adani"/>
+                <w:b w:val="0"/>
+                <w:sz w:val="20"/>
+                <w:u w:val="none"/>
+              </w:rPr>
+              <w:t>8.</w:t>
+              <w:tab/>
+              <w:t>Sister</w:t>
+              <w:tab/>
+              <w:t>:</w:t>
+            </w:r>
+          </w:p>
+        </w:tc>
+        <w:tc>
+          <w:tcPr>
+            <w:tcW w:type="dxa" w:w="4536"/>
+            <w:tcBorders>
+              <w:top w:val="none"/>
+              <w:bottom w:val="none"/>
+              <w:left w:val="none"/>
+              <w:right w:val="none"/>
+            </w:tcBorders>
+          </w:tcPr>
+          <w:p>
+            <w:r>
+              <w:rPr>
+                <w:rFonts w:ascii="Adani" w:hAnsi="Adani"/>
+                <w:b w:val="0"/>
+                <w:sz w:val="20"/>
+                <w:u w:val="none"/>
+              </w:rPr>
+              <w:t>Lakshmi Ratnam</w:t>
+            </w:r>
+          </w:p>
+        </w:tc>
+      </w:tr>
+    </w:tbl>
     <w:p/>
     <w:p>
       <w:pPr>
@@ -2895,7 +3027,7 @@
                 <w:sz w:val="18"/>
                 <w:u w:val="none"/>
               </w:rPr>
-              <w:t>Date:   07th May, 2026</w:t>
+              <w:t>Date:   15th May, 2026</w:t>
             </w:r>
           </w:p>
         </w:tc>
@@ -3056,7 +3188,7 @@
           <w:sz w:val="20"/>
           <w:u w:val="none"/>
         </w:rPr>
-        <w:t>07th May, 2026</w:t>
+        <w:t>15th May, 2026</w:t>
       </w:r>
     </w:p>
     <w:p>
@@ -3101,7 +3233,7 @@
           <w:sz w:val="20"/>
           <w:u w:val="none"/>
         </w:rPr>
-        <w:t>TOTALENERGIES RENEWABLES OA PROJECTS INDIA 1 PRIVATE LIMITED</w:t>
+        <w:t>TSSDG INDIA PRIVATE LIMITED</w:t>
       </w:r>
     </w:p>
     <w:p>
@@ -3116,7 +3248,7 @@
           <w:sz w:val="20"/>
           <w:u w:val="none"/>
         </w:rPr>
-        <w:t>TSSDG INDIA PRIVATE LIMITED</w:t>
+        <w:t>TOTALENERGIES RENEWABLES OA PROJECTS INDIA 1 PRIVATE LIMITED</w:t>
       </w:r>
     </w:p>
     <w:p>
@@ -3297,7 +3429,7 @@
           <w:sz w:val="20"/>
           <w:u w:val="none"/>
         </w:rPr>
-        <w:t>TOTALENERGIES RENEWABLES OA PROJECTS INDIA 1 PRIVATE LIMITED</w:t>
+        <w:t>TSSDG INDIA PRIVATE LIMITED</w:t>
       </w:r>
     </w:p>
     <w:p>
@@ -3312,7 +3444,7 @@
           <w:sz w:val="20"/>
           <w:u w:val="none"/>
         </w:rPr>
-        <w:t>TSSDG INDIA PRIVATE LIMITED</w:t>
+        <w:t>TOTALENERGIES RENEWABLES OA PROJECTS INDIA 1 PRIVATE LIMITED</w:t>
       </w:r>
     </w:p>
     <w:p>
@@ -4413,7 +4545,7 @@
                 <w:sz w:val="18"/>
                 <w:u w:val="none"/>
               </w:rPr>
-              <w:t>U35105KA2023FTC174358</w:t>
+              <w:t>U40100KA2019FTC205269</w:t>
             </w:r>
           </w:p>
         </w:tc>
@@ -4441,7 +4573,7 @@
                 <w:sz w:val="18"/>
                 <w:u w:val="none"/>
               </w:rPr>
-              <w:t>TOTALENERGIES RENEWABLES OA PROJECTS INDIA 1 PRIVATE LIMITED</w:t>
+              <w:t>TSSDG INDIA PRIVATE LIMITED</w:t>
             </w:r>
           </w:p>
         </w:tc>
@@ -4527,7 +4659,7 @@
                 <w:sz w:val="18"/>
                 <w:u w:val="none"/>
               </w:rPr>
-              <w:t>U40100KA2019FTC205269</w:t>
+              <w:t>U35105KA2023FTC174358</w:t>
             </w:r>
           </w:p>
         </w:tc>
@@ -4555,7 +4687,7 @@
                 <w:sz w:val="18"/>
                 <w:u w:val="none"/>
               </w:rPr>
-              <w:t>TSSDG INDIA PRIVATE LIMITED</w:t>
+              <w:t>TOTALENERGIES RENEWABLES OA PROJECTS INDIA 1 PRIVATE LIMITED</w:t>
             </w:r>
           </w:p>
         </w:tc>

--- a/Backend/Director_Disclosure/Output_Disclosures/2024-25/INDIANOIL___ADANI_GAS_PRIVATE_LIMITED/MBP-1/MBP1_SANGKARAN_A_RATNAM_10333311.docx
+++ b/Backend/Director_Disclosure/Output_Disclosures/2024-25/INDIANOIL___ADANI_GAS_PRIVATE_LIMITED/MBP-1/MBP1_SANGKARAN_A_RATNAM_10333311.docx
@@ -1990,7 +1990,7 @@
                 <w:sz w:val="18"/>
                 <w:u w:val="none"/>
               </w:rPr>
-              <w:t>Date:   15th May, 2026</w:t>
+              <w:t>Date:   27th May, 2026</w:t>
             </w:r>
           </w:p>
         </w:tc>
@@ -3027,7 +3027,7 @@
                 <w:sz w:val="18"/>
                 <w:u w:val="none"/>
               </w:rPr>
-              <w:t>Date:   15th May, 2026</w:t>
+              <w:t>Date:   27th May, 2026</w:t>
             </w:r>
           </w:p>
         </w:tc>
@@ -3188,7 +3188,7 @@
           <w:sz w:val="20"/>
           <w:u w:val="none"/>
         </w:rPr>
-        <w:t>15th May, 2026</w:t>
+        <w:t>27th May, 2026</w:t>
       </w:r>
     </w:p>
     <w:p>

--- a/Backend/Director_Disclosure/Output_Disclosures/2024-25/INDIANOIL___ADANI_GAS_PRIVATE_LIMITED/MBP-1/MBP1_SANGKARAN_A_RATNAM_10333311.docx
+++ b/Backend/Director_Disclosure/Output_Disclosures/2024-25/INDIANOIL___ADANI_GAS_PRIVATE_LIMITED/MBP-1/MBP1_SANGKARAN_A_RATNAM_10333311.docx
@@ -533,7 +533,7 @@
                 <w:sz w:val="18"/>
                 <w:u w:val="none"/>
               </w:rPr>
-              <w:t>TOTALENERGIES RENEWABLES OA PROJECTS INDIA 1 PRIVATE LIMITED</w:t>
+              <w:t>TOTALENERGIES ENEOS RENEWABLES INDIA PROJECTS PRIVATE LIMITED</w:t>
             </w:r>
           </w:p>
         </w:tc>
@@ -675,7 +675,7 @@
                 <w:sz w:val="18"/>
                 <w:u w:val="none"/>
               </w:rPr>
-              <w:t>TOTALENERGIES ENEOS RENEWABLES INDIA PROJECTS PRIVATE LIMITED</w:t>
+              <w:t>TOTALENERGIES RENEWABLES OA PROJECTS INDIA 1 PRIVATE LIMITED</w:t>
             </w:r>
           </w:p>
         </w:tc>
@@ -845,7 +845,7 @@
                 <w:sz w:val="18"/>
                 <w:u w:val="none"/>
               </w:rPr>
-              <w:t>Additional Director</w:t>
+              <w:t>Director</w:t>
             </w:r>
           </w:p>
         </w:tc>
@@ -901,7 +901,7 @@
                 <w:sz w:val="18"/>
                 <w:u w:val="none"/>
               </w:rPr>
-              <w:t>26/09/2024</w:t>
+              <w:t>28/08/2025</w:t>
             </w:r>
           </w:p>
         </w:tc>
@@ -1243,6 +1243,148 @@
                 <w:sz w:val="18"/>
                 <w:u w:val="none"/>
               </w:rPr>
+              <w:t>INDIANOIL - ADANI GAS PRIVATE LIMITED</w:t>
+            </w:r>
+          </w:p>
+        </w:tc>
+        <w:tc>
+          <w:tcPr>
+            <w:tcW w:type="dxa" w:w="1814"/>
+            <w:shd w:val="clear" w:color="auto" w:fill="FFFFFF"/>
+            <w:tcBorders>
+              <w:top w:val="single" w:sz="4" w:space="0" w:color="000000"/>
+              <w:left w:val="single" w:sz="4" w:space="0" w:color="000000"/>
+              <w:bottom w:val="single" w:sz="4" w:space="0" w:color="000000"/>
+              <w:right w:val="single" w:sz="4" w:space="0" w:color="000000"/>
+            </w:tcBorders>
+            <w:vAlign w:val="center"/>
+          </w:tcPr>
+          <w:p>
+            <w:pPr>
+              <w:spacing w:before="40" w:after="40"/>
+              <w:jc w:val="left"/>
+            </w:pPr>
+            <w:r>
+              <w:rPr>
+                <w:rFonts w:ascii="Adani" w:hAnsi="Adani"/>
+                <w:b w:val="0"/>
+                <w:sz w:val="18"/>
+                <w:u w:val="none"/>
+              </w:rPr>
+              <w:t>Director</w:t>
+            </w:r>
+          </w:p>
+        </w:tc>
+        <w:tc>
+          <w:tcPr>
+            <w:tcW w:type="dxa" w:w="1020"/>
+            <w:shd w:val="clear" w:color="auto" w:fill="FFFFFF"/>
+            <w:tcBorders>
+              <w:top w:val="single" w:sz="4" w:space="0" w:color="000000"/>
+              <w:left w:val="single" w:sz="4" w:space="0" w:color="000000"/>
+              <w:bottom w:val="single" w:sz="4" w:space="0" w:color="000000"/>
+              <w:right w:val="single" w:sz="4" w:space="0" w:color="000000"/>
+            </w:tcBorders>
+            <w:vAlign w:val="center"/>
+          </w:tcPr>
+          <w:p>
+            <w:pPr>
+              <w:spacing w:before="40" w:after="40"/>
+              <w:jc w:val="left"/>
+            </w:pPr>
+            <w:r>
+              <w:rPr>
+                <w:rFonts w:ascii="Adani" w:hAnsi="Adani"/>
+                <w:b w:val="0"/>
+                <w:sz w:val="18"/>
+                <w:u w:val="none"/>
+              </w:rPr>
+              <w:t>NIL</w:t>
+            </w:r>
+          </w:p>
+        </w:tc>
+        <w:tc>
+          <w:tcPr>
+            <w:tcW w:type="dxa" w:w="1247"/>
+            <w:shd w:val="clear" w:color="auto" w:fill="FFFFFF"/>
+            <w:tcBorders>
+              <w:top w:val="single" w:sz="4" w:space="0" w:color="000000"/>
+              <w:left w:val="single" w:sz="4" w:space="0" w:color="000000"/>
+              <w:bottom w:val="single" w:sz="4" w:space="0" w:color="000000"/>
+              <w:right w:val="single" w:sz="4" w:space="0" w:color="000000"/>
+            </w:tcBorders>
+            <w:vAlign w:val="center"/>
+          </w:tcPr>
+          <w:p>
+            <w:pPr>
+              <w:spacing w:before="40" w:after="40"/>
+              <w:jc w:val="left"/>
+            </w:pPr>
+            <w:r>
+              <w:rPr>
+                <w:rFonts w:ascii="Adani" w:hAnsi="Adani"/>
+                <w:b w:val="0"/>
+                <w:sz w:val="18"/>
+                <w:u w:val="none"/>
+              </w:rPr>
+              <w:t>20/06/2024</w:t>
+            </w:r>
+          </w:p>
+        </w:tc>
+      </w:tr>
+      <w:tr>
+        <w:tc>
+          <w:tcPr>
+            <w:tcW w:type="dxa" w:w="680"/>
+            <w:shd w:val="clear" w:color="auto" w:fill="FFFFFF"/>
+            <w:tcBorders>
+              <w:top w:val="single" w:sz="4" w:space="0" w:color="000000"/>
+              <w:left w:val="single" w:sz="4" w:space="0" w:color="000000"/>
+              <w:bottom w:val="single" w:sz="4" w:space="0" w:color="000000"/>
+              <w:right w:val="single" w:sz="4" w:space="0" w:color="000000"/>
+            </w:tcBorders>
+            <w:vAlign w:val="center"/>
+          </w:tcPr>
+          <w:p>
+            <w:pPr>
+              <w:spacing w:before="40" w:after="40"/>
+              <w:jc w:val="left"/>
+            </w:pPr>
+            <w:r>
+              <w:rPr>
+                <w:rFonts w:ascii="Adani" w:hAnsi="Adani"/>
+                <w:b w:val="0"/>
+                <w:sz w:val="18"/>
+                <w:u w:val="none"/>
+              </w:rPr>
+              <w:t>8</w:t>
+            </w:r>
+          </w:p>
+        </w:tc>
+        <w:tc>
+          <w:tcPr>
+            <w:tcW w:type="dxa" w:w="3969"/>
+            <w:shd w:val="clear" w:color="auto" w:fill="FFFFFF"/>
+            <w:tcBorders>
+              <w:top w:val="single" w:sz="4" w:space="0" w:color="000000"/>
+              <w:left w:val="single" w:sz="4" w:space="0" w:color="000000"/>
+              <w:bottom w:val="single" w:sz="4" w:space="0" w:color="000000"/>
+              <w:right w:val="single" w:sz="4" w:space="0" w:color="000000"/>
+            </w:tcBorders>
+            <w:vAlign w:val="center"/>
+          </w:tcPr>
+          <w:p>
+            <w:pPr>
+              <w:spacing w:before="40" w:after="40"/>
+              <w:jc w:val="left"/>
+            </w:pPr>
+            <w:r>
+              <w:rPr>
+                <w:rFonts w:ascii="Adani" w:hAnsi="Adani"/>
+                <w:b w:val="0"/>
+                <w:sz w:val="18"/>
+                <w:u w:val="none"/>
+              </w:rPr>
               <w:t>ADANI TOTAL PRIVATE LIMITED</w:t>
             </w:r>
           </w:p>
@@ -1357,7 +1499,7 @@
                 <w:sz w:val="18"/>
                 <w:u w:val="none"/>
               </w:rPr>
-              <w:t>8</w:t>
+              <w:t>9</w:t>
             </w:r>
           </w:p>
         </w:tc>
@@ -1470,148 +1612,6 @@
                 <w:u w:val="none"/>
               </w:rPr>
               <w:t>11/12/2023</w:t>
-            </w:r>
-          </w:p>
-        </w:tc>
-      </w:tr>
-      <w:tr>
-        <w:tc>
-          <w:tcPr>
-            <w:tcW w:type="dxa" w:w="680"/>
-            <w:shd w:val="clear" w:color="auto" w:fill="FFFFFF"/>
-            <w:tcBorders>
-              <w:top w:val="single" w:sz="4" w:space="0" w:color="000000"/>
-              <w:left w:val="single" w:sz="4" w:space="0" w:color="000000"/>
-              <w:bottom w:val="single" w:sz="4" w:space="0" w:color="000000"/>
-              <w:right w:val="single" w:sz="4" w:space="0" w:color="000000"/>
-            </w:tcBorders>
-            <w:vAlign w:val="center"/>
-          </w:tcPr>
-          <w:p>
-            <w:pPr>
-              <w:spacing w:before="40" w:after="40"/>
-              <w:jc w:val="left"/>
-            </w:pPr>
-            <w:r>
-              <w:rPr>
-                <w:rFonts w:ascii="Adani" w:hAnsi="Adani"/>
-                <w:b w:val="0"/>
-                <w:sz w:val="18"/>
-                <w:u w:val="none"/>
-              </w:rPr>
-              <w:t>9</w:t>
-            </w:r>
-          </w:p>
-        </w:tc>
-        <w:tc>
-          <w:tcPr>
-            <w:tcW w:type="dxa" w:w="3969"/>
-            <w:shd w:val="clear" w:color="auto" w:fill="FFFFFF"/>
-            <w:tcBorders>
-              <w:top w:val="single" w:sz="4" w:space="0" w:color="000000"/>
-              <w:left w:val="single" w:sz="4" w:space="0" w:color="000000"/>
-              <w:bottom w:val="single" w:sz="4" w:space="0" w:color="000000"/>
-              <w:right w:val="single" w:sz="4" w:space="0" w:color="000000"/>
-            </w:tcBorders>
-            <w:vAlign w:val="center"/>
-          </w:tcPr>
-          <w:p>
-            <w:pPr>
-              <w:spacing w:before="40" w:after="40"/>
-              <w:jc w:val="left"/>
-            </w:pPr>
-            <w:r>
-              <w:rPr>
-                <w:rFonts w:ascii="Adani" w:hAnsi="Adani"/>
-                <w:b w:val="0"/>
-                <w:sz w:val="18"/>
-                <w:u w:val="none"/>
-              </w:rPr>
-              <w:t>INDIANOIL - ADANI GAS PRIVATE LIMITED</w:t>
-            </w:r>
-          </w:p>
-        </w:tc>
-        <w:tc>
-          <w:tcPr>
-            <w:tcW w:type="dxa" w:w="1814"/>
-            <w:shd w:val="clear" w:color="auto" w:fill="FFFFFF"/>
-            <w:tcBorders>
-              <w:top w:val="single" w:sz="4" w:space="0" w:color="000000"/>
-              <w:left w:val="single" w:sz="4" w:space="0" w:color="000000"/>
-              <w:bottom w:val="single" w:sz="4" w:space="0" w:color="000000"/>
-              <w:right w:val="single" w:sz="4" w:space="0" w:color="000000"/>
-            </w:tcBorders>
-            <w:vAlign w:val="center"/>
-          </w:tcPr>
-          <w:p>
-            <w:pPr>
-              <w:spacing w:before="40" w:after="40"/>
-              <w:jc w:val="left"/>
-            </w:pPr>
-            <w:r>
-              <w:rPr>
-                <w:rFonts w:ascii="Adani" w:hAnsi="Adani"/>
-                <w:b w:val="0"/>
-                <w:sz w:val="18"/>
-                <w:u w:val="none"/>
-              </w:rPr>
-              <w:t>Additional Director</w:t>
-            </w:r>
-          </w:p>
-        </w:tc>
-        <w:tc>
-          <w:tcPr>
-            <w:tcW w:type="dxa" w:w="1020"/>
-            <w:shd w:val="clear" w:color="auto" w:fill="FFFFFF"/>
-            <w:tcBorders>
-              <w:top w:val="single" w:sz="4" w:space="0" w:color="000000"/>
-              <w:left w:val="single" w:sz="4" w:space="0" w:color="000000"/>
-              <w:bottom w:val="single" w:sz="4" w:space="0" w:color="000000"/>
-              <w:right w:val="single" w:sz="4" w:space="0" w:color="000000"/>
-            </w:tcBorders>
-            <w:vAlign w:val="center"/>
-          </w:tcPr>
-          <w:p>
-            <w:pPr>
-              <w:spacing w:before="40" w:after="40"/>
-              <w:jc w:val="left"/>
-            </w:pPr>
-            <w:r>
-              <w:rPr>
-                <w:rFonts w:ascii="Adani" w:hAnsi="Adani"/>
-                <w:b w:val="0"/>
-                <w:sz w:val="18"/>
-                <w:u w:val="none"/>
-              </w:rPr>
-              <w:t>NIL</w:t>
-            </w:r>
-          </w:p>
-        </w:tc>
-        <w:tc>
-          <w:tcPr>
-            <w:tcW w:type="dxa" w:w="1247"/>
-            <w:shd w:val="clear" w:color="auto" w:fill="FFFFFF"/>
-            <w:tcBorders>
-              <w:top w:val="single" w:sz="4" w:space="0" w:color="000000"/>
-              <w:left w:val="single" w:sz="4" w:space="0" w:color="000000"/>
-              <w:bottom w:val="single" w:sz="4" w:space="0" w:color="000000"/>
-              <w:right w:val="single" w:sz="4" w:space="0" w:color="000000"/>
-            </w:tcBorders>
-            <w:vAlign w:val="center"/>
-          </w:tcPr>
-          <w:p>
-            <w:pPr>
-              <w:spacing w:before="40" w:after="40"/>
-              <w:jc w:val="left"/>
-            </w:pPr>
-            <w:r>
-              <w:rPr>
-                <w:rFonts w:ascii="Adani" w:hAnsi="Adani"/>
-                <w:b w:val="0"/>
-                <w:sz w:val="18"/>
-                <w:u w:val="none"/>
-              </w:rPr>
-              <w:t>25/10/2023</w:t>
             </w:r>
           </w:p>
         </w:tc>
@@ -1990,7 +1990,7 @@
                 <w:sz w:val="18"/>
                 <w:u w:val="none"/>
               </w:rPr>
-              <w:t>Date:   27th May, 2026</w:t>
+              <w:t>Date:   09th June, 2026</w:t>
             </w:r>
           </w:p>
         </w:tc>
@@ -3027,7 +3027,7 @@
                 <w:sz w:val="18"/>
                 <w:u w:val="none"/>
               </w:rPr>
-              <w:t>Date:   27th May, 2026</w:t>
+              <w:t>Date:   09th June, 2026</w:t>
             </w:r>
           </w:p>
         </w:tc>
@@ -3188,7 +3188,7 @@
           <w:sz w:val="20"/>
           <w:u w:val="none"/>
         </w:rPr>
-        <w:t>27th May, 2026</w:t>
+        <w:t>09th June, 2026</w:t>
       </w:r>
     </w:p>
     <w:p>
@@ -3248,7 +3248,7 @@
           <w:sz w:val="20"/>
           <w:u w:val="none"/>
         </w:rPr>
-        <w:t>TOTALENERGIES RENEWABLES OA PROJECTS INDIA 1 PRIVATE LIMITED</w:t>
+        <w:t>TOTALENERGIES ENEOS RENEWABLES INDIA PROJECTS PRIVATE LIMITED</w:t>
       </w:r>
     </w:p>
     <w:p>
@@ -3263,7 +3263,7 @@
           <w:sz w:val="20"/>
           <w:u w:val="none"/>
         </w:rPr>
-        <w:t>TOTALENERGIES ENEOS RENEWABLES INDIA PROJECTS PRIVATE LIMITED</w:t>
+        <w:t>TOTALENERGIES RENEWABLES OA PROJECTS INDIA 1 PRIVATE LIMITED</w:t>
       </w:r>
     </w:p>
     <w:p>
@@ -3323,6 +3323,21 @@
           <w:sz w:val="20"/>
           <w:u w:val="none"/>
         </w:rPr>
+        <w:t>INDIANOIL - ADANI GAS PRIVATE LIMITED</w:t>
+      </w:r>
+    </w:p>
+    <w:p>
+      <w:pPr>
+        <w:spacing w:before="0" w:after="20"/>
+        <w:jc w:val="left"/>
+      </w:pPr>
+      <w:r>
+        <w:rPr>
+          <w:rFonts w:ascii="Adani" w:hAnsi="Adani"/>
+          <w:b/>
+          <w:sz w:val="20"/>
+          <w:u w:val="none"/>
+        </w:rPr>
         <w:t>ADANI TOTAL PRIVATE LIMITED</w:t>
       </w:r>
     </w:p>
@@ -3339,21 +3354,6 @@
           <w:u w:val="none"/>
         </w:rPr>
         <w:t>TOTALENERGIES GAS &amp; POWER PROJECTS INDIA PRIVATE LIMITED</w:t>
-      </w:r>
-    </w:p>
-    <w:p>
-      <w:pPr>
-        <w:spacing w:before="0" w:after="20"/>
-        <w:jc w:val="left"/>
-      </w:pPr>
-      <w:r>
-        <w:rPr>
-          <w:rFonts w:ascii="Adani" w:hAnsi="Adani"/>
-          <w:b/>
-          <w:sz w:val="20"/>
-          <w:u w:val="none"/>
-        </w:rPr>
-        <w:t>INDIANOIL - ADANI GAS PRIVATE LIMITED</w:t>
       </w:r>
     </w:p>
     <w:p>
@@ -3444,7 +3444,7 @@
           <w:sz w:val="20"/>
           <w:u w:val="none"/>
         </w:rPr>
-        <w:t>TOTALENERGIES RENEWABLES OA PROJECTS INDIA 1 PRIVATE LIMITED</w:t>
+        <w:t>TOTALENERGIES ENEOS RENEWABLES INDIA PROJECTS PRIVATE LIMITED</w:t>
       </w:r>
     </w:p>
     <w:p>
@@ -3459,7 +3459,7 @@
           <w:sz w:val="20"/>
           <w:u w:val="none"/>
         </w:rPr>
-        <w:t>TOTALENERGIES ENEOS RENEWABLES INDIA PROJECTS PRIVATE LIMITED</w:t>
+        <w:t>TOTALENERGIES RENEWABLES OA PROJECTS INDIA 1 PRIVATE LIMITED</w:t>
       </w:r>
     </w:p>
     <w:p>
@@ -3584,6 +3584,21 @@
           <w:sz w:val="20"/>
           <w:u w:val="none"/>
         </w:rPr>
+        <w:t>INDIANOIL - ADANI GAS PRIVATE LIMITED</w:t>
+      </w:r>
+    </w:p>
+    <w:p>
+      <w:pPr>
+        <w:spacing w:before="0" w:after="20"/>
+        <w:jc w:val="left"/>
+      </w:pPr>
+      <w:r>
+        <w:rPr>
+          <w:rFonts w:ascii="Adani" w:hAnsi="Adani"/>
+          <w:b w:val="0"/>
+          <w:sz w:val="20"/>
+          <w:u w:val="none"/>
+        </w:rPr>
         <w:t>ADANI TOTAL PRIVATE LIMITED</w:t>
       </w:r>
     </w:p>
@@ -3600,21 +3615,6 @@
           <w:u w:val="none"/>
         </w:rPr>
         <w:t>TOTALENERGIES GAS &amp; POWER PROJECTS INDIA PRIVATE LIMITED</w:t>
-      </w:r>
-    </w:p>
-    <w:p>
-      <w:pPr>
-        <w:spacing w:before="0" w:after="20"/>
-        <w:jc w:val="left"/>
-      </w:pPr>
-      <w:r>
-        <w:rPr>
-          <w:rFonts w:ascii="Adani" w:hAnsi="Adani"/>
-          <w:b w:val="0"/>
-          <w:sz w:val="20"/>
-          <w:u w:val="none"/>
-        </w:rPr>
-        <w:t>INDIANOIL - ADANI GAS PRIVATE LIMITED</w:t>
       </w:r>
     </w:p>
     <w:p/>
@@ -4659,7 +4659,7 @@
                 <w:sz w:val="18"/>
                 <w:u w:val="none"/>
               </w:rPr>
-              <w:t>U35105KA2023FTC174358</w:t>
+              <w:t>U40200KA2023FTC170577</w:t>
             </w:r>
           </w:p>
         </w:tc>
@@ -4687,7 +4687,7 @@
                 <w:sz w:val="18"/>
                 <w:u w:val="none"/>
               </w:rPr>
-              <w:t>TOTALENERGIES RENEWABLES OA PROJECTS INDIA 1 PRIVATE LIMITED</w:t>
+              <w:t>TOTALENERGIES ENEOS RENEWABLES INDIA PROJECTS PRIVATE LIMITED</w:t>
             </w:r>
           </w:p>
         </w:tc>
@@ -4773,7 +4773,7 @@
                 <w:sz w:val="18"/>
                 <w:u w:val="none"/>
               </w:rPr>
-              <w:t>U40200KA2023FTC170577</w:t>
+              <w:t>U35105KA2023FTC174358</w:t>
             </w:r>
           </w:p>
         </w:tc>
@@ -4801,7 +4801,7 @@
                 <w:sz w:val="18"/>
                 <w:u w:val="none"/>
               </w:rPr>
-              <w:t>TOTALENERGIES ENEOS RENEWABLES INDIA PROJECTS PRIVATE LIMITED</w:t>
+              <w:t>TOTALENERGIES RENEWABLES OA PROJECTS INDIA 1 PRIVATE LIMITED</w:t>
             </w:r>
           </w:p>
         </w:tc>
@@ -4943,7 +4943,7 @@
                 <w:sz w:val="18"/>
                 <w:u w:val="none"/>
               </w:rPr>
-              <w:t>Additional Director</w:t>
+              <w:t>Director</w:t>
             </w:r>
           </w:p>
         </w:tc>
@@ -4971,7 +4971,7 @@
                 <w:sz w:val="18"/>
                 <w:u w:val="none"/>
               </w:rPr>
-              <w:t>26/09/2024</w:t>
+              <w:t>28/08/2025</w:t>
             </w:r>
           </w:p>
         </w:tc>
@@ -5229,6 +5229,120 @@
                 <w:sz w:val="18"/>
                 <w:u w:val="none"/>
               </w:rPr>
+              <w:t>U40300DL2013PTC258690</w:t>
+            </w:r>
+          </w:p>
+        </w:tc>
+        <w:tc>
+          <w:tcPr>
+            <w:tcW w:type="dxa" w:w="4252"/>
+            <w:shd w:val="clear" w:color="auto" w:fill="FFFFFF"/>
+            <w:tcBorders>
+              <w:top w:val="single" w:sz="4" w:space="0" w:color="000000"/>
+              <w:left w:val="single" w:sz="4" w:space="0" w:color="000000"/>
+              <w:bottom w:val="single" w:sz="4" w:space="0" w:color="000000"/>
+              <w:right w:val="single" w:sz="4" w:space="0" w:color="000000"/>
+            </w:tcBorders>
+            <w:vAlign w:val="center"/>
+          </w:tcPr>
+          <w:p>
+            <w:pPr>
+              <w:spacing w:before="40" w:after="40"/>
+              <w:jc w:val="left"/>
+            </w:pPr>
+            <w:r>
+              <w:rPr>
+                <w:rFonts w:ascii="Adani" w:hAnsi="Adani"/>
+                <w:b w:val="0"/>
+                <w:sz w:val="18"/>
+                <w:u w:val="none"/>
+              </w:rPr>
+              <w:t>INDIANOIL - ADANI GAS PRIVATE LIMITED</w:t>
+            </w:r>
+          </w:p>
+        </w:tc>
+        <w:tc>
+          <w:tcPr>
+            <w:tcW w:type="dxa" w:w="1587"/>
+            <w:shd w:val="clear" w:color="auto" w:fill="FFFFFF"/>
+            <w:tcBorders>
+              <w:top w:val="single" w:sz="4" w:space="0" w:color="000000"/>
+              <w:left w:val="single" w:sz="4" w:space="0" w:color="000000"/>
+              <w:bottom w:val="single" w:sz="4" w:space="0" w:color="000000"/>
+              <w:right w:val="single" w:sz="4" w:space="0" w:color="000000"/>
+            </w:tcBorders>
+            <w:vAlign w:val="center"/>
+          </w:tcPr>
+          <w:p>
+            <w:pPr>
+              <w:spacing w:before="40" w:after="40"/>
+              <w:jc w:val="left"/>
+            </w:pPr>
+            <w:r>
+              <w:rPr>
+                <w:rFonts w:ascii="Adani" w:hAnsi="Adani"/>
+                <w:b w:val="0"/>
+                <w:sz w:val="18"/>
+                <w:u w:val="none"/>
+              </w:rPr>
+              <w:t>Director</w:t>
+            </w:r>
+          </w:p>
+        </w:tc>
+        <w:tc>
+          <w:tcPr>
+            <w:tcW w:type="dxa" w:w="1304"/>
+            <w:shd w:val="clear" w:color="auto" w:fill="FFFFFF"/>
+            <w:tcBorders>
+              <w:top w:val="single" w:sz="4" w:space="0" w:color="000000"/>
+              <w:left w:val="single" w:sz="4" w:space="0" w:color="000000"/>
+              <w:bottom w:val="single" w:sz="4" w:space="0" w:color="000000"/>
+              <w:right w:val="single" w:sz="4" w:space="0" w:color="000000"/>
+            </w:tcBorders>
+            <w:vAlign w:val="center"/>
+          </w:tcPr>
+          <w:p>
+            <w:pPr>
+              <w:spacing w:before="40" w:after="40"/>
+              <w:jc w:val="left"/>
+            </w:pPr>
+            <w:r>
+              <w:rPr>
+                <w:rFonts w:ascii="Adani" w:hAnsi="Adani"/>
+                <w:b w:val="0"/>
+                <w:sz w:val="18"/>
+                <w:u w:val="none"/>
+              </w:rPr>
+              <w:t>20/06/2024</w:t>
+            </w:r>
+          </w:p>
+        </w:tc>
+      </w:tr>
+      <w:tr>
+        <w:tc>
+          <w:tcPr>
+            <w:tcW w:type="dxa" w:w="2268"/>
+            <w:shd w:val="clear" w:color="auto" w:fill="FFFFFF"/>
+            <w:tcBorders>
+              <w:top w:val="single" w:sz="4" w:space="0" w:color="000000"/>
+              <w:left w:val="single" w:sz="4" w:space="0" w:color="000000"/>
+              <w:bottom w:val="single" w:sz="4" w:space="0" w:color="000000"/>
+              <w:right w:val="single" w:sz="4" w:space="0" w:color="000000"/>
+            </w:tcBorders>
+            <w:vAlign w:val="center"/>
+          </w:tcPr>
+          <w:p>
+            <w:pPr>
+              <w:spacing w:before="40" w:after="40"/>
+              <w:jc w:val="left"/>
+            </w:pPr>
+            <w:r>
+              <w:rPr>
+                <w:rFonts w:ascii="Adani" w:hAnsi="Adani"/>
+                <w:b w:val="0"/>
+                <w:sz w:val="18"/>
+                <w:u w:val="none"/>
+              </w:rPr>
               <w:t>U11201GJ2016PTC091695</w:t>
             </w:r>
           </w:p>
@@ -5428,120 +5542,6 @@
                 <w:u w:val="none"/>
               </w:rPr>
               <w:t>11/12/2023</w:t>
-            </w:r>
-          </w:p>
-        </w:tc>
-      </w:tr>
-      <w:tr>
-        <w:tc>
-          <w:tcPr>
-            <w:tcW w:type="dxa" w:w="2268"/>
-            <w:shd w:val="clear" w:color="auto" w:fill="FFFFFF"/>
-            <w:tcBorders>
-              <w:top w:val="single" w:sz="4" w:space="0" w:color="000000"/>
-              <w:left w:val="single" w:sz="4" w:space="0" w:color="000000"/>
-              <w:bottom w:val="single" w:sz="4" w:space="0" w:color="000000"/>
-              <w:right w:val="single" w:sz="4" w:space="0" w:color="000000"/>
-            </w:tcBorders>
-            <w:vAlign w:val="center"/>
-          </w:tcPr>
-          <w:p>
-            <w:pPr>
-              <w:spacing w:before="40" w:after="40"/>
-              <w:jc w:val="left"/>
-            </w:pPr>
-            <w:r>
-              <w:rPr>
-                <w:rFonts w:ascii="Adani" w:hAnsi="Adani"/>
-                <w:b w:val="0"/>
-                <w:sz w:val="18"/>
-                <w:u w:val="none"/>
-              </w:rPr>
-              <w:t>U40300DL2013PTC258690</w:t>
-            </w:r>
-          </w:p>
-        </w:tc>
-        <w:tc>
-          <w:tcPr>
-            <w:tcW w:type="dxa" w:w="4252"/>
-            <w:shd w:val="clear" w:color="auto" w:fill="FFFFFF"/>
-            <w:tcBorders>
-              <w:top w:val="single" w:sz="4" w:space="0" w:color="000000"/>
-              <w:left w:val="single" w:sz="4" w:space="0" w:color="000000"/>
-              <w:bottom w:val="single" w:sz="4" w:space="0" w:color="000000"/>
-              <w:right w:val="single" w:sz="4" w:space="0" w:color="000000"/>
-            </w:tcBorders>
-            <w:vAlign w:val="center"/>
-          </w:tcPr>
-          <w:p>
-            <w:pPr>
-              <w:spacing w:before="40" w:after="40"/>
-              <w:jc w:val="left"/>
-            </w:pPr>
-            <w:r>
-              <w:rPr>
-                <w:rFonts w:ascii="Adani" w:hAnsi="Adani"/>
-                <w:b w:val="0"/>
-                <w:sz w:val="18"/>
-                <w:u w:val="none"/>
-              </w:rPr>
-              <w:t>INDIANOIL - ADANI GAS PRIVATE LIMITED</w:t>
-            </w:r>
-          </w:p>
-        </w:tc>
-        <w:tc>
-          <w:tcPr>
-            <w:tcW w:type="dxa" w:w="1587"/>
-            <w:shd w:val="clear" w:color="auto" w:fill="FFFFFF"/>
-            <w:tcBorders>
-              <w:top w:val="single" w:sz="4" w:space="0" w:color="000000"/>
-              <w:left w:val="single" w:sz="4" w:space="0" w:color="000000"/>
-              <w:bottom w:val="single" w:sz="4" w:space="0" w:color="000000"/>
-              <w:right w:val="single" w:sz="4" w:space="0" w:color="000000"/>
-            </w:tcBorders>
-            <w:vAlign w:val="center"/>
-          </w:tcPr>
-          <w:p>
-            <w:pPr>
-              <w:spacing w:before="40" w:after="40"/>
-              <w:jc w:val="left"/>
-            </w:pPr>
-            <w:r>
-              <w:rPr>
-                <w:rFonts w:ascii="Adani" w:hAnsi="Adani"/>
-                <w:b w:val="0"/>
-                <w:sz w:val="18"/>
-                <w:u w:val="none"/>
-              </w:rPr>
-              <w:t>Additional Director</w:t>
-            </w:r>
-          </w:p>
-        </w:tc>
-        <w:tc>
-          <w:tcPr>
-            <w:tcW w:type="dxa" w:w="1304"/>
-            <w:shd w:val="clear" w:color="auto" w:fill="FFFFFF"/>
-            <w:tcBorders>
-              <w:top w:val="single" w:sz="4" w:space="0" w:color="000000"/>
-              <w:left w:val="single" w:sz="4" w:space="0" w:color="000000"/>
-              <w:bottom w:val="single" w:sz="4" w:space="0" w:color="000000"/>
-              <w:right w:val="single" w:sz="4" w:space="0" w:color="000000"/>
-            </w:tcBorders>
-            <w:vAlign w:val="center"/>
-          </w:tcPr>
-          <w:p>
-            <w:pPr>
-              <w:spacing w:before="40" w:after="40"/>
-              <w:jc w:val="left"/>
-            </w:pPr>
-            <w:r>
-              <w:rPr>
-                <w:rFonts w:ascii="Adani" w:hAnsi="Adani"/>
-                <w:b w:val="0"/>
-                <w:sz w:val="18"/>
-                <w:u w:val="none"/>
-              </w:rPr>
-              <w:t>25/10/2023</w:t>
             </w:r>
           </w:p>
         </w:tc>
